--- a/templates_docx/20260729-Final2_TKS_Tagged.docx
+++ b/templates_docx/20260729-Final2_TKS_Tagged.docx
@@ -825,48 +825,6 @@
               </w:rPr>
               <w:t>No. / Số: {{so_bien_ban}}</w:t>
             </w:r>
-            <w:r>
-              <w:rPr>
-                <w:rFonts w:ascii="Times New Roman" w:hAnsi="Times New Roman" w:cs="Times New Roman"/>
-                <w:bCs/>
-                <w:sz w:val="24"/>
-                <w:szCs w:val="24"/>
-                <w:lang w:eastAsia="ja-JP"/>
-              </w:rPr>
-            </w:r>
-            <w:proofErr w:type="spellStart"/>
-            <w:r>
-              <w:rPr>
-                <w:rFonts w:ascii="Times New Roman" w:hAnsi="Times New Roman" w:cs="Times New Roman"/>
-                <w:bCs/>
-                <w:sz w:val="24"/>
-                <w:szCs w:val="24"/>
-                <w:lang w:eastAsia="ja-JP"/>
-              </w:rPr>
-            </w:r>
-            <w:proofErr w:type="spellEnd"/>
-            <w:r>
-              <w:rPr>
-                <w:rFonts w:ascii="Times New Roman" w:hAnsi="Times New Roman" w:cs="Times New Roman"/>
-                <w:bCs/>
-                <w:i/>
-                <w:iCs/>
-                <w:sz w:val="24"/>
-                <w:szCs w:val="24"/>
-                <w:lang w:eastAsia="ja-JP"/>
-              </w:rPr>
-            </w:r>
-            <w:r>
-              <w:rPr>
-                <w:rFonts w:ascii="Times New Roman" w:hAnsi="Times New Roman" w:cs="Times New Roman"/>
-                <w:bCs/>
-                <w:i/>
-                <w:iCs/>
-                <w:sz w:val="24"/>
-                <w:szCs w:val="24"/>
-                <w:lang w:val="vi-VN" w:eastAsia="ja-JP"/>
-              </w:rPr>
-            </w:r>
           </w:p>
         </w:tc>
       </w:tr>
@@ -1195,178 +1153,6 @@
           <w:lang w:val="en-GB" w:eastAsia="ja-JP"/>
         </w:rPr>
         <w:t>Time / Thời gian: Date /Ngày {{ngay}} month /tháng {{thang}} year/ năm {{nam}}</w:t>
-      </w:r>
-      <w:r>
-        <w:rPr>
-          <w:rFonts w:ascii="Times New Roman" w:hAnsi="Times New Roman" w:cs="Times New Roman"/>
-          <w:bCs/>
-          <w:sz w:val="24"/>
-          <w:szCs w:val="24"/>
-          <w:lang w:val="en-GB" w:eastAsia="ja-JP"/>
-        </w:rPr>
-      </w:r>
-      <w:proofErr w:type="spellStart"/>
-      <w:r>
-        <w:rPr>
-          <w:rFonts w:ascii="Times New Roman" w:hAnsi="Times New Roman" w:cs="Times New Roman"/>
-          <w:bCs/>
-          <w:sz w:val="24"/>
-          <w:szCs w:val="24"/>
-          <w:lang w:val="en-GB" w:eastAsia="ja-JP"/>
-        </w:rPr>
-      </w:r>
-      <w:proofErr w:type="spellEnd"/>
-      <w:r>
-        <w:rPr>
-          <w:rFonts w:ascii="Times New Roman" w:hAnsi="Times New Roman" w:cs="Times New Roman"/>
-          <w:bCs/>
-          <w:sz w:val="24"/>
-          <w:szCs w:val="24"/>
-          <w:lang w:val="en-GB" w:eastAsia="ja-JP"/>
-        </w:rPr>
-      </w:r>
-      <w:proofErr w:type="spellStart"/>
-      <w:r>
-        <w:rPr>
-          <w:rFonts w:ascii="Times New Roman" w:hAnsi="Times New Roman" w:cs="Times New Roman"/>
-          <w:bCs/>
-          <w:sz w:val="24"/>
-          <w:szCs w:val="24"/>
-          <w:lang w:val="en-GB" w:eastAsia="ja-JP"/>
-        </w:rPr>
-      </w:r>
-      <w:proofErr w:type="spellEnd"/>
-      <w:r>
-        <w:rPr>
-          <w:rFonts w:ascii="Times New Roman" w:hAnsi="Times New Roman" w:cs="Times New Roman"/>
-          <w:bCs/>
-          <w:sz w:val="24"/>
-          <w:szCs w:val="24"/>
-          <w:lang w:val="en-GB" w:eastAsia="ja-JP"/>
-        </w:rPr>
-      </w:r>
-      <w:r>
-        <w:rPr>
-          <w:rFonts w:ascii="Times New Roman" w:hAnsi="Times New Roman" w:cs="Times New Roman"/>
-          <w:i/>
-          <w:sz w:val="24"/>
-          <w:szCs w:val="24"/>
-        </w:rPr>
-      </w:r>
-      <w:r>
-        <w:rPr>
-          <w:rFonts w:ascii="Times New Roman" w:hAnsi="Times New Roman" w:cs="Times New Roman"/>
-          <w:sz w:val="24"/>
-          <w:szCs w:val="24"/>
-        </w:rPr>
-      </w:r>
-      <w:proofErr w:type="spellStart"/>
-      <w:r>
-        <w:rPr>
-          <w:rFonts w:ascii="Times New Roman" w:hAnsi="Times New Roman" w:cs="Times New Roman"/>
-          <w:sz w:val="24"/>
-          <w:szCs w:val="24"/>
-        </w:rPr>
-      </w:r>
-      <w:proofErr w:type="spellEnd"/>
-      <w:r>
-        <w:rPr>
-          <w:rFonts w:ascii="Times New Roman" w:hAnsi="Times New Roman" w:cs="Times New Roman"/>
-          <w:sz w:val="24"/>
-          <w:szCs w:val="24"/>
-        </w:rPr>
-      </w:r>
-      <w:proofErr w:type="gramStart"/>
-      <w:r>
-        <w:rPr>
-          <w:rFonts w:ascii="Times New Roman" w:hAnsi="Times New Roman" w:cs="Times New Roman"/>
-          <w:sz w:val="24"/>
-          <w:szCs w:val="24"/>
-          <w:lang w:val="vi-VN"/>
-        </w:rPr>
-      </w:r>
-      <w:proofErr w:type="gramEnd"/>
-      <w:r>
-        <w:rPr>
-          <w:rFonts w:ascii="Times New Roman" w:hAnsi="Times New Roman" w:cs="Times New Roman"/>
-          <w:i/>
-          <w:sz w:val="24"/>
-          <w:szCs w:val="24"/>
-        </w:rPr>
-      </w:r>
-      <w:r>
-        <w:rPr>
-          <w:rFonts w:ascii="Times New Roman" w:hAnsi="Times New Roman" w:cs="Times New Roman"/>
-          <w:sz w:val="24"/>
-          <w:szCs w:val="24"/>
-        </w:rPr>
-      </w:r>
-      <w:proofErr w:type="spellStart"/>
-      <w:r>
-        <w:rPr>
-          <w:rFonts w:ascii="Times New Roman" w:hAnsi="Times New Roman" w:cs="Times New Roman"/>
-          <w:sz w:val="24"/>
-          <w:szCs w:val="24"/>
-        </w:rPr>
-      </w:r>
-      <w:proofErr w:type="spellEnd"/>
-      <w:r>
-        <w:rPr>
-          <w:rFonts w:ascii="Times New Roman" w:hAnsi="Times New Roman" w:cs="Times New Roman"/>
-          <w:i/>
-          <w:sz w:val="24"/>
-          <w:szCs w:val="24"/>
-        </w:rPr>
-      </w:r>
-      <w:proofErr w:type="gramStart"/>
-      <w:r>
-        <w:rPr>
-          <w:rFonts w:ascii="Times New Roman" w:hAnsi="Times New Roman" w:cs="Times New Roman"/>
-          <w:iCs/>
-          <w:sz w:val="24"/>
-          <w:szCs w:val="24"/>
-          <w:lang w:val="vi-VN"/>
-        </w:rPr>
-      </w:r>
-      <w:proofErr w:type="gramEnd"/>
-      <w:r>
-        <w:rPr>
-          <w:rFonts w:ascii="Times New Roman" w:hAnsi="Times New Roman" w:cs="Times New Roman"/>
-          <w:i/>
-          <w:sz w:val="24"/>
-          <w:szCs w:val="24"/>
-        </w:rPr>
-      </w:r>
-      <w:proofErr w:type="spellStart"/>
-      <w:r>
-        <w:rPr>
-          <w:rFonts w:ascii="Times New Roman" w:hAnsi="Times New Roman" w:cs="Times New Roman"/>
-          <w:sz w:val="24"/>
-          <w:szCs w:val="24"/>
-        </w:rPr>
-      </w:r>
-      <w:proofErr w:type="spellEnd"/>
-      <w:r>
-        <w:rPr>
-          <w:rFonts w:ascii="Times New Roman" w:hAnsi="Times New Roman" w:cs="Times New Roman"/>
-          <w:sz w:val="24"/>
-          <w:szCs w:val="24"/>
-        </w:rPr>
-      </w:r>
-      <w:r>
-        <w:rPr>
-          <w:rFonts w:ascii="Times New Roman" w:hAnsi="Times New Roman" w:cs="Times New Roman"/>
-          <w:sz w:val="24"/>
-          <w:szCs w:val="24"/>
-          <w:lang w:val="vi-VN"/>
-        </w:rPr>
-      </w:r>
-      <w:r>
-        <w:rPr>
-          <w:rFonts w:ascii="Times New Roman" w:hAnsi="Times New Roman" w:cs="Times New Roman"/>
-          <w:sz w:val="24"/>
-          <w:szCs w:val="24"/>
-        </w:rPr>
       </w:r>
     </w:p>
     <w:p>
@@ -2100,94 +1886,6 @@
           <w:lang w:val="en-GB" w:eastAsia="ja-JP"/>
         </w:rPr>
         <w:t>Mr / Ông: {{ten_nguoi_1}} Position /Chức vụ: {{chuc_vu_nguoi_1}}</w:t>
-      </w:r>
-      <w:r>
-        <w:rPr>
-          <w:rFonts w:ascii="Times New Roman" w:hAnsi="Times New Roman" w:cs="Times New Roman"/>
-          <w:sz w:val="24"/>
-          <w:szCs w:val="24"/>
-          <w:lang w:val="en-GB" w:eastAsia="ja-JP"/>
-        </w:rPr>
-      </w:r>
-      <w:proofErr w:type="spellStart"/>
-      <w:r>
-        <w:rPr>
-          <w:rFonts w:ascii="Times New Roman" w:hAnsi="Times New Roman" w:cs="Times New Roman"/>
-          <w:sz w:val="24"/>
-          <w:szCs w:val="24"/>
-          <w:lang w:val="en-GB" w:eastAsia="ja-JP"/>
-        </w:rPr>
-      </w:r>
-      <w:proofErr w:type="spellEnd"/>
-      <w:r>
-        <w:rPr>
-          <w:rFonts w:ascii="Times New Roman" w:hAnsi="Times New Roman" w:cs="Times New Roman"/>
-          <w:sz w:val="24"/>
-          <w:szCs w:val="24"/>
-          <w:lang w:val="en-GB" w:eastAsia="ja-JP"/>
-        </w:rPr>
-      </w:r>
-      <w:r>
-        <w:rPr>
-          <w:rFonts w:ascii="Times New Roman" w:hAnsi="Times New Roman" w:cs="Times New Roman"/>
-          <w:sz w:val="24"/>
-          <w:szCs w:val="24"/>
-          <w:lang w:val="vi-VN" w:eastAsia="ja-JP"/>
-        </w:rPr>
-      </w:r>
-      <w:r>
-        <w:rPr>
-          <w:rFonts w:ascii="Times New Roman" w:hAnsi="Times New Roman" w:cs="Times New Roman"/>
-          <w:i/>
-          <w:iCs/>
-          <w:sz w:val="24"/>
-          <w:szCs w:val="24"/>
-          <w:lang w:val="en-GB" w:eastAsia="ja-JP"/>
-        </w:rPr>
-      </w:r>
-      <w:r>
-        <w:rPr>
-          <w:rFonts w:ascii="Times New Roman" w:hAnsi="Times New Roman" w:cs="Times New Roman"/>
-          <w:sz w:val="24"/>
-          <w:szCs w:val="24"/>
-          <w:lang w:val="en-GB" w:eastAsia="ja-JP"/>
-        </w:rPr>
-      </w:r>
-      <w:proofErr w:type="spellStart"/>
-      <w:r>
-        <w:rPr>
-          <w:rFonts w:ascii="Times New Roman" w:hAnsi="Times New Roman" w:cs="Times New Roman"/>
-          <w:sz w:val="24"/>
-          <w:szCs w:val="24"/>
-          <w:lang w:val="en-GB" w:eastAsia="ja-JP"/>
-        </w:rPr>
-      </w:r>
-      <w:proofErr w:type="spellEnd"/>
-      <w:r>
-        <w:rPr>
-          <w:rFonts w:ascii="Times New Roman" w:hAnsi="Times New Roman" w:cs="Times New Roman"/>
-          <w:sz w:val="24"/>
-          <w:szCs w:val="24"/>
-          <w:lang w:val="en-GB" w:eastAsia="ja-JP"/>
-        </w:rPr>
-      </w:r>
-      <w:proofErr w:type="spellStart"/>
-      <w:r>
-        <w:rPr>
-          <w:rFonts w:ascii="Times New Roman" w:hAnsi="Times New Roman" w:cs="Times New Roman"/>
-          <w:sz w:val="24"/>
-          <w:szCs w:val="24"/>
-          <w:lang w:val="en-GB" w:eastAsia="ja-JP"/>
-        </w:rPr>
-      </w:r>
-      <w:proofErr w:type="spellEnd"/>
-      <w:r>
-        <w:rPr>
-          <w:rFonts w:ascii="Times New Roman" w:hAnsi="Times New Roman" w:cs="Times New Roman"/>
-          <w:sz w:val="24"/>
-          <w:szCs w:val="24"/>
-          <w:lang w:val="en-GB" w:eastAsia="ja-JP"/>
-        </w:rPr>
       </w:r>
     </w:p>
     <w:p>
@@ -2355,96 +2053,6 @@
         </w:rPr>
         <w:t>Mr / Ông: {{ten_nguoi_2}} Position /Chức vụ: {{chuc_vu_nguoi_2}}</w:t>
       </w:r>
-      <w:r>
-        <w:rPr>
-          <w:rFonts w:ascii="Times New Roman" w:hAnsi="Times New Roman" w:cs="Times New Roman"/>
-          <w:sz w:val="24"/>
-          <w:szCs w:val="24"/>
-          <w:lang w:val="en-GB" w:eastAsia="ja-JP"/>
-        </w:rPr>
-      </w:r>
-      <w:proofErr w:type="spellStart"/>
-      <w:r>
-        <w:rPr>
-          <w:rFonts w:ascii="Times New Roman" w:hAnsi="Times New Roman" w:cs="Times New Roman"/>
-          <w:sz w:val="24"/>
-          <w:szCs w:val="24"/>
-          <w:lang w:val="en-GB" w:eastAsia="ja-JP"/>
-        </w:rPr>
-      </w:r>
-      <w:proofErr w:type="spellEnd"/>
-      <w:r>
-        <w:rPr>
-          <w:rFonts w:ascii="Times New Roman" w:hAnsi="Times New Roman" w:cs="Times New Roman"/>
-          <w:i/>
-          <w:sz w:val="24"/>
-          <w:szCs w:val="24"/>
-          <w:lang w:val="en-GB" w:eastAsia="ja-JP"/>
-        </w:rPr>
-      </w:r>
-      <w:r>
-        <w:rPr>
-          <w:rFonts w:ascii="Times New Roman" w:hAnsi="Times New Roman" w:cs="Times New Roman"/>
-          <w:i/>
-          <w:sz w:val="24"/>
-          <w:szCs w:val="24"/>
-          <w:lang w:val="vi-VN" w:eastAsia="ja-JP"/>
-        </w:rPr>
-      </w:r>
-      <w:r>
-        <w:rPr>
-          <w:rFonts w:ascii="Times New Roman" w:hAnsi="Times New Roman" w:cs="Times New Roman"/>
-          <w:i/>
-          <w:iCs/>
-          <w:sz w:val="24"/>
-          <w:szCs w:val="24"/>
-          <w:lang w:val="en-GB" w:eastAsia="ja-JP"/>
-        </w:rPr>
-      </w:r>
-      <w:r>
-        <w:rPr>
-          <w:rFonts w:ascii="Times New Roman" w:hAnsi="Times New Roman" w:cs="Times New Roman"/>
-          <w:sz w:val="24"/>
-          <w:szCs w:val="24"/>
-          <w:lang w:val="en-GB" w:eastAsia="ja-JP"/>
-        </w:rPr>
-      </w:r>
-      <w:proofErr w:type="spellStart"/>
-      <w:r>
-        <w:rPr>
-          <w:rFonts w:ascii="Times New Roman" w:hAnsi="Times New Roman" w:cs="Times New Roman"/>
-          <w:sz w:val="24"/>
-          <w:szCs w:val="24"/>
-          <w:lang w:val="en-GB" w:eastAsia="ja-JP"/>
-        </w:rPr>
-      </w:r>
-      <w:proofErr w:type="spellEnd"/>
-      <w:r>
-        <w:rPr>
-          <w:rFonts w:ascii="Times New Roman" w:hAnsi="Times New Roman" w:cs="Times New Roman"/>
-          <w:sz w:val="24"/>
-          <w:szCs w:val="24"/>
-          <w:lang w:val="en-GB" w:eastAsia="ja-JP"/>
-        </w:rPr>
-      </w:r>
-      <w:proofErr w:type="spellStart"/>
-      <w:r>
-        <w:rPr>
-          <w:rFonts w:ascii="Times New Roman" w:hAnsi="Times New Roman" w:cs="Times New Roman"/>
-          <w:sz w:val="24"/>
-          <w:szCs w:val="24"/>
-          <w:lang w:val="en-GB" w:eastAsia="ja-JP"/>
-        </w:rPr>
-      </w:r>
-      <w:proofErr w:type="spellEnd"/>
-      <w:r>
-        <w:rPr>
-          <w:rFonts w:ascii="Times New Roman" w:hAnsi="Times New Roman" w:cs="Times New Roman"/>
-          <w:sz w:val="24"/>
-          <w:szCs w:val="24"/>
-          <w:lang w:val="en-GB" w:eastAsia="ja-JP"/>
-        </w:rPr>
-      </w:r>
     </w:p>
     <w:p>
       <w:pPr>
@@ -2569,77 +2177,6 @@
         </w:rPr>
         <w:t>c) Laboratory / Phòng thí nghiệm: {{ma_phong_thi_nghiem}}</w:t>
       </w:r>
-      <w:r>
-        <w:rPr>
-          <w:rFonts w:ascii="Times New Roman" w:hAnsi="Times New Roman" w:cs="Times New Roman"/>
-          <w:i/>
-          <w:sz w:val="24"/>
-          <w:szCs w:val="24"/>
-          <w:lang w:val="en-GB" w:eastAsia="ja-JP"/>
-        </w:rPr>
-      </w:r>
-      <w:r>
-        <w:rPr>
-          <w:rFonts w:ascii="Times New Roman" w:hAnsi="Times New Roman" w:cs="Times New Roman"/>
-          <w:sz w:val="24"/>
-          <w:szCs w:val="24"/>
-          <w:lang w:val="en-GB" w:eastAsia="ja-JP"/>
-        </w:rPr>
-      </w:r>
-      <w:proofErr w:type="spellStart"/>
-      <w:r>
-        <w:rPr>
-          <w:rFonts w:ascii="Times New Roman" w:hAnsi="Times New Roman" w:cs="Times New Roman"/>
-          <w:sz w:val="24"/>
-          <w:szCs w:val="24"/>
-          <w:lang w:val="en-GB" w:eastAsia="ja-JP"/>
-        </w:rPr>
-      </w:r>
-      <w:proofErr w:type="spellEnd"/>
-      <w:r>
-        <w:rPr>
-          <w:rFonts w:ascii="Times New Roman" w:hAnsi="Times New Roman" w:cs="Times New Roman"/>
-          <w:sz w:val="24"/>
-          <w:szCs w:val="24"/>
-          <w:lang w:val="en-GB" w:eastAsia="ja-JP"/>
-        </w:rPr>
-      </w:r>
-      <w:proofErr w:type="spellStart"/>
-      <w:r>
-        <w:rPr>
-          <w:rFonts w:ascii="Times New Roman" w:hAnsi="Times New Roman" w:cs="Times New Roman"/>
-          <w:sz w:val="24"/>
-          <w:szCs w:val="24"/>
-          <w:lang w:val="en-GB" w:eastAsia="ja-JP"/>
-        </w:rPr>
-      </w:r>
-      <w:proofErr w:type="spellEnd"/>
-      <w:r>
-        <w:rPr>
-          <w:rFonts w:ascii="Times New Roman" w:hAnsi="Times New Roman" w:cs="Times New Roman"/>
-          <w:sz w:val="24"/>
-          <w:szCs w:val="24"/>
-          <w:lang w:val="en-GB" w:eastAsia="ja-JP"/>
-        </w:rPr>
-      </w:r>
-      <w:proofErr w:type="spellStart"/>
-      <w:r>
-        <w:rPr>
-          <w:rFonts w:ascii="Times New Roman" w:hAnsi="Times New Roman" w:cs="Times New Roman"/>
-          <w:sz w:val="24"/>
-          <w:szCs w:val="24"/>
-          <w:lang w:val="en-GB" w:eastAsia="ja-JP"/>
-        </w:rPr>
-      </w:r>
-      <w:proofErr w:type="spellEnd"/>
-      <w:r>
-        <w:rPr>
-          <w:rFonts w:ascii="Times New Roman" w:hAnsi="Times New Roman" w:cs="Times New Roman"/>
-          <w:sz w:val="24"/>
-          <w:szCs w:val="24"/>
-          <w:lang w:val="en-GB" w:eastAsia="ja-JP"/>
-        </w:rPr>
-      </w:r>
     </w:p>
     <w:p>
       <w:pPr>
@@ -2667,94 +2204,6 @@
           <w:lang w:val="en-GB" w:eastAsia="ja-JP"/>
         </w:rPr>
         <w:t>Mr / Ông: {{ten_nguoi_3}} Position /Chức vụ: {{chuc_vu_nguoi_3}}</w:t>
-      </w:r>
-      <w:r>
-        <w:rPr>
-          <w:rFonts w:ascii="Times New Roman" w:hAnsi="Times New Roman" w:cs="Times New Roman"/>
-          <w:sz w:val="24"/>
-          <w:szCs w:val="24"/>
-          <w:lang w:val="en-GB" w:eastAsia="ja-JP"/>
-        </w:rPr>
-      </w:r>
-      <w:proofErr w:type="spellStart"/>
-      <w:r>
-        <w:rPr>
-          <w:rFonts w:ascii="Times New Roman" w:hAnsi="Times New Roman" w:cs="Times New Roman"/>
-          <w:sz w:val="24"/>
-          <w:szCs w:val="24"/>
-          <w:lang w:val="en-GB" w:eastAsia="ja-JP"/>
-        </w:rPr>
-      </w:r>
-      <w:proofErr w:type="spellEnd"/>
-      <w:r>
-        <w:rPr>
-          <w:rFonts w:ascii="Times New Roman" w:hAnsi="Times New Roman" w:cs="Times New Roman"/>
-          <w:sz w:val="24"/>
-          <w:szCs w:val="24"/>
-          <w:lang w:val="en-GB" w:eastAsia="ja-JP"/>
-        </w:rPr>
-      </w:r>
-      <w:r>
-        <w:rPr>
-          <w:rFonts w:ascii="Times New Roman" w:hAnsi="Times New Roman" w:cs="Times New Roman"/>
-          <w:sz w:val="24"/>
-          <w:szCs w:val="24"/>
-          <w:lang w:val="vi-VN" w:eastAsia="ja-JP"/>
-        </w:rPr>
-      </w:r>
-      <w:r>
-        <w:rPr>
-          <w:rFonts w:ascii="Times New Roman" w:hAnsi="Times New Roman" w:cs="Times New Roman"/>
-          <w:i/>
-          <w:iCs/>
-          <w:sz w:val="24"/>
-          <w:szCs w:val="24"/>
-          <w:lang w:val="en-GB" w:eastAsia="ja-JP"/>
-        </w:rPr>
-      </w:r>
-      <w:r>
-        <w:rPr>
-          <w:rFonts w:ascii="Times New Roman" w:hAnsi="Times New Roman" w:cs="Times New Roman"/>
-          <w:sz w:val="24"/>
-          <w:szCs w:val="24"/>
-          <w:lang w:val="en-GB" w:eastAsia="ja-JP"/>
-        </w:rPr>
-      </w:r>
-      <w:proofErr w:type="spellStart"/>
-      <w:r>
-        <w:rPr>
-          <w:rFonts w:ascii="Times New Roman" w:hAnsi="Times New Roman" w:cs="Times New Roman"/>
-          <w:sz w:val="24"/>
-          <w:szCs w:val="24"/>
-          <w:lang w:val="en-GB" w:eastAsia="ja-JP"/>
-        </w:rPr>
-      </w:r>
-      <w:proofErr w:type="spellEnd"/>
-      <w:r>
-        <w:rPr>
-          <w:rFonts w:ascii="Times New Roman" w:hAnsi="Times New Roman" w:cs="Times New Roman"/>
-          <w:sz w:val="24"/>
-          <w:szCs w:val="24"/>
-          <w:lang w:val="en-GB" w:eastAsia="ja-JP"/>
-        </w:rPr>
-      </w:r>
-      <w:proofErr w:type="spellStart"/>
-      <w:r>
-        <w:rPr>
-          <w:rFonts w:ascii="Times New Roman" w:hAnsi="Times New Roman" w:cs="Times New Roman"/>
-          <w:sz w:val="24"/>
-          <w:szCs w:val="24"/>
-          <w:lang w:val="en-GB" w:eastAsia="ja-JP"/>
-        </w:rPr>
-      </w:r>
-      <w:proofErr w:type="spellEnd"/>
-      <w:r>
-        <w:rPr>
-          <w:rFonts w:ascii="Times New Roman" w:hAnsi="Times New Roman" w:cs="Times New Roman"/>
-          <w:sz w:val="24"/>
-          <w:szCs w:val="24"/>
-          <w:lang w:val="en-GB" w:eastAsia="ja-JP"/>
-        </w:rPr>
       </w:r>
     </w:p>
     <w:p>
@@ -3408,10 +2857,9 @@
             <w:r>
               <w:rPr>
                 <w:rFonts w:ascii="Times New Roman" w:hAnsi="Times New Roman"/>
-                <w:i w:val="0"/>
                 <w:sz w:val="24"/>
               </w:rPr>
-              <w:t xml:space="preserve">{{vl1_nguon_goc_en}} / </w:t>
+              <w:t>{{vl1_nguon_goc_en}} / {{vl1_nguon_goc_vi}}</w:t>
             </w:r>
             <w:r>
               <w:rPr>
@@ -3419,7 +2867,6 @@
                 <w:i/>
                 <w:sz w:val="24"/>
               </w:rPr>
-              <w:t>{{vl1_nguon_goc_vi}}</w:t>
             </w:r>
           </w:p>
         </w:tc>
@@ -3584,10 +3031,9 @@
             <w:r>
               <w:rPr>
                 <w:rFonts w:ascii="Times New Roman" w:hAnsi="Times New Roman"/>
-                <w:i w:val="0"/>
                 <w:sz w:val="24"/>
               </w:rPr>
-              <w:t xml:space="preserve">{{vl2_nguon_goc_en}} / </w:t>
+              <w:t>{{vl2_nguon_goc_en}} / {{vl2_nguon_goc_vi}}</w:t>
             </w:r>
             <w:r>
               <w:rPr>
@@ -3595,7 +3041,6 @@
                 <w:i/>
                 <w:sz w:val="24"/>
               </w:rPr>
-              <w:t>{{vl2_nguon_goc_vi}}</w:t>
             </w:r>
           </w:p>
         </w:tc>
@@ -4018,6 +3463,8 @@
               <w:textAlignment w:val="baseline"/>
               <w:rPr>
                 <w:rFonts w:ascii="Times New Roman" w:hAnsi="Times New Roman" w:cs="Times New Roman"/>
+                <w:b/>
+                <w:bCs/>
                 <w:i/>
                 <w:iCs/>
                 <w:sz w:val="18"/>
@@ -4025,8 +3472,88 @@
                 <w:lang w:val="vi-VN" w:eastAsia="ja-JP"/>
               </w:rPr>
             </w:pPr>
-            <w:r>
-              <w:t>{{ten_nguoi_3}}</w:t>
+            <w:proofErr w:type="gramStart"/>
+            <w:r>
+              <w:rPr>
+                <w:b/>
+                <w:bCs/>
+              </w:rPr>
+              <w:t xml:space="preserve">{{ ma_phong_thi_nghiem }} </w:t>
+            </w:r>
+            <w:r>
+              <w:rPr>
+                <w:rFonts w:ascii="Times New Roman" w:hAnsi="Times New Roman" w:cs="Times New Roman"/>
+                <w:b/>
+                <w:bCs/>
+                <w:sz w:val="24"/>
+                <w:szCs w:val="24"/>
+                <w:lang w:val="en-GB" w:eastAsia="ja-JP"/>
+              </w:rPr>
+            </w:r>
+            <w:proofErr w:type="spellStart"/>
+            <w:r>
+              <w:rPr>
+                <w:rFonts w:ascii="Times New Roman" w:hAnsi="Times New Roman" w:cs="Times New Roman"/>
+                <w:b/>
+                <w:bCs/>
+                <w:sz w:val="24"/>
+                <w:szCs w:val="24"/>
+                <w:lang w:val="en-GB" w:eastAsia="ja-JP"/>
+              </w:rPr>
+            </w:r>
+            <w:proofErr w:type="gramEnd"/>
+            <w:r>
+              <w:rPr>
+                <w:rFonts w:ascii="Times New Roman" w:hAnsi="Times New Roman" w:cs="Times New Roman"/>
+                <w:b/>
+                <w:bCs/>
+                <w:sz w:val="24"/>
+                <w:szCs w:val="24"/>
+                <w:lang w:val="en-GB" w:eastAsia="ja-JP"/>
+              </w:rPr>
+            </w:r>
+            <w:proofErr w:type="gramStart"/>
+            <w:r>
+              <w:rPr>
+                <w:rFonts w:ascii="Times New Roman" w:hAnsi="Times New Roman" w:cs="Times New Roman"/>
+                <w:b/>
+                <w:bCs/>
+                <w:sz w:val="24"/>
+                <w:szCs w:val="24"/>
+                <w:lang w:val="en-GB" w:eastAsia="ja-JP"/>
+              </w:rPr>
+            </w:r>
+            <w:proofErr w:type="spellEnd"/>
+            <w:r>
+              <w:rPr>
+                <w:b/>
+                <w:bCs/>
+              </w:rPr>
+            </w:r>
+            <w:r>
+              <w:rPr>
+                <w:b/>
+                <w:bCs/>
+              </w:rPr>
+            </w:r>
+            <w:proofErr w:type="gramEnd"/>
+            <w:r>
+              <w:rPr>
+                <w:b/>
+                <w:bCs/>
+              </w:rPr>
+            </w:r>
+            <w:r>
+              <w:rPr>
+                <w:rFonts w:ascii="Times New Roman" w:hAnsi="Times New Roman" w:cs="Times New Roman"/>
+                <w:b/>
+                <w:bCs/>
+                <w:i/>
+                <w:iCs/>
+                <w:sz w:val="18"/>
+                <w:szCs w:val="18"/>
+                <w:lang w:val="en-GB" w:eastAsia="ja-JP"/>
+              </w:rPr>
             </w:r>
           </w:p>
           <w:p>
@@ -4041,7 +3568,156 @@
                 <w:iCs/>
                 <w:sz w:val="18"/>
                 <w:szCs w:val="18"/>
-                <w:lang w:val="vi-VN" w:eastAsia="ja-JP"/>
+                <w:lang w:val="en-GB" w:eastAsia="ja-JP"/>
+              </w:rPr>
+            </w:pPr>
+            <w:r>
+              <w:rPr>
+                <w:rFonts w:ascii="Times New Roman" w:hAnsi="Times New Roman" w:cs="Times New Roman"/>
+                <w:i/>
+                <w:iCs/>
+                <w:sz w:val="18"/>
+                <w:szCs w:val="18"/>
+                <w:lang w:val="en-GB" w:eastAsia="ja-JP"/>
+              </w:rPr>
+              <w:t xml:space="preserve">(Sign with full name / </w:t>
+            </w:r>
+            <w:proofErr w:type="spellStart"/>
+            <w:r>
+              <w:rPr>
+                <w:rFonts w:ascii="Times New Roman" w:hAnsi="Times New Roman" w:cs="Times New Roman"/>
+                <w:i/>
+                <w:iCs/>
+                <w:sz w:val="18"/>
+                <w:szCs w:val="18"/>
+                <w:lang w:val="en-GB" w:eastAsia="ja-JP"/>
+              </w:rPr>
+              <w:t>Ký</w:t>
+            </w:r>
+            <w:proofErr w:type="spellEnd"/>
+            <w:r>
+              <w:rPr>
+                <w:rFonts w:ascii="Times New Roman" w:hAnsi="Times New Roman" w:cs="Times New Roman"/>
+                <w:i/>
+                <w:iCs/>
+                <w:sz w:val="18"/>
+                <w:szCs w:val="18"/>
+                <w:lang w:val="en-GB" w:eastAsia="ja-JP"/>
+              </w:rPr>
+              <w:t xml:space="preserve"> </w:t>
+            </w:r>
+            <w:proofErr w:type="spellStart"/>
+            <w:r>
+              <w:rPr>
+                <w:rFonts w:ascii="Times New Roman" w:hAnsi="Times New Roman" w:cs="Times New Roman"/>
+                <w:i/>
+                <w:iCs/>
+                <w:sz w:val="18"/>
+                <w:szCs w:val="18"/>
+                <w:lang w:val="en-GB" w:eastAsia="ja-JP"/>
+              </w:rPr>
+              <w:t>ghi</w:t>
+            </w:r>
+            <w:proofErr w:type="spellEnd"/>
+            <w:r>
+              <w:rPr>
+                <w:rFonts w:ascii="Times New Roman" w:hAnsi="Times New Roman" w:cs="Times New Roman"/>
+                <w:i/>
+                <w:iCs/>
+                <w:sz w:val="18"/>
+                <w:szCs w:val="18"/>
+                <w:lang w:val="en-GB" w:eastAsia="ja-JP"/>
+              </w:rPr>
+              <w:t xml:space="preserve"> </w:t>
+            </w:r>
+            <w:proofErr w:type="spellStart"/>
+            <w:r>
+              <w:rPr>
+                <w:rFonts w:ascii="Times New Roman" w:hAnsi="Times New Roman" w:cs="Times New Roman"/>
+                <w:i/>
+                <w:iCs/>
+                <w:sz w:val="18"/>
+                <w:szCs w:val="18"/>
+                <w:lang w:val="en-GB" w:eastAsia="ja-JP"/>
+              </w:rPr>
+              <w:t>rõ</w:t>
+            </w:r>
+            <w:proofErr w:type="spellEnd"/>
+            <w:r>
+              <w:rPr>
+                <w:rFonts w:ascii="Times New Roman" w:hAnsi="Times New Roman" w:cs="Times New Roman"/>
+                <w:i/>
+                <w:iCs/>
+                <w:sz w:val="18"/>
+                <w:szCs w:val="18"/>
+                <w:lang w:val="en-GB" w:eastAsia="ja-JP"/>
+              </w:rPr>
+              <w:t xml:space="preserve"> </w:t>
+            </w:r>
+            <w:proofErr w:type="spellStart"/>
+            <w:r>
+              <w:rPr>
+                <w:rFonts w:ascii="Times New Roman" w:hAnsi="Times New Roman" w:cs="Times New Roman"/>
+                <w:i/>
+                <w:iCs/>
+                <w:sz w:val="18"/>
+                <w:szCs w:val="18"/>
+                <w:lang w:val="en-GB" w:eastAsia="ja-JP"/>
+              </w:rPr>
+              <w:t>họ</w:t>
+            </w:r>
+            <w:proofErr w:type="spellEnd"/>
+            <w:r>
+              <w:rPr>
+                <w:rFonts w:ascii="Times New Roman" w:hAnsi="Times New Roman" w:cs="Times New Roman"/>
+                <w:i/>
+                <w:iCs/>
+                <w:sz w:val="18"/>
+                <w:szCs w:val="18"/>
+                <w:lang w:val="en-GB" w:eastAsia="ja-JP"/>
+              </w:rPr>
+              <w:t xml:space="preserve"> </w:t>
+            </w:r>
+            <w:proofErr w:type="spellStart"/>
+            <w:r>
+              <w:rPr>
+                <w:rFonts w:ascii="Times New Roman" w:hAnsi="Times New Roman" w:cs="Times New Roman"/>
+                <w:i/>
+                <w:iCs/>
+                <w:sz w:val="18"/>
+                <w:szCs w:val="18"/>
+                <w:lang w:val="en-GB" w:eastAsia="ja-JP"/>
+              </w:rPr>
+              <w:t>tên</w:t>
+            </w:r>
+            <w:proofErr w:type="spellEnd"/>
+            <w:r>
+              <w:rPr>
+                <w:rFonts w:ascii="Times New Roman" w:hAnsi="Times New Roman" w:cs="Times New Roman"/>
+                <w:i/>
+                <w:iCs/>
+                <w:sz w:val="18"/>
+                <w:szCs w:val="18"/>
+                <w:lang w:val="en-GB" w:eastAsia="ja-JP"/>
+              </w:rPr>
+              <w:t>)</w:t>
+            </w:r>
+          </w:p>
+          <w:p>
+            <w:pPr>
+              <w:widowControl w:val="0"/>
+              <w:spacing w:line="300" w:lineRule="auto"/>
+              <w:jc w:val="center"/>
+              <w:textAlignment w:val="baseline"/>
+              <w:rPr>
+                <w:rFonts w:ascii="Times New Roman" w:hAnsi="Times New Roman" w:cs="Times New Roman"/>
+                <w:b/>
+                <w:bCs/>
+                <w:i/>
+                <w:iCs/>
+                <w:sz w:val="18"/>
+                <w:szCs w:val="18"/>
+                <w:lang w:val="en-GB" w:eastAsia="ja-JP"/>
               </w:rPr>
             </w:pPr>
           </w:p>
@@ -4053,153 +3729,6 @@
               <w:textAlignment w:val="baseline"/>
               <w:rPr>
                 <w:rFonts w:ascii="Times New Roman" w:hAnsi="Times New Roman" w:cs="Times New Roman"/>
-                <w:i/>
-                <w:iCs/>
-                <w:sz w:val="18"/>
-                <w:szCs w:val="18"/>
-                <w:lang w:val="en-GB" w:eastAsia="ja-JP"/>
-              </w:rPr>
-            </w:pPr>
-            <w:r>
-              <w:rPr>
-                <w:rFonts w:ascii="Times New Roman" w:hAnsi="Times New Roman" w:cs="Times New Roman"/>
-                <w:i/>
-                <w:iCs/>
-                <w:sz w:val="18"/>
-                <w:szCs w:val="18"/>
-                <w:lang w:val="en-GB" w:eastAsia="ja-JP"/>
-              </w:rPr>
-              <w:t xml:space="preserve">(Sign with full name / </w:t>
-            </w:r>
-            <w:proofErr w:type="spellStart"/>
-            <w:r>
-              <w:rPr>
-                <w:rFonts w:ascii="Times New Roman" w:hAnsi="Times New Roman" w:cs="Times New Roman"/>
-                <w:i/>
-                <w:iCs/>
-                <w:sz w:val="18"/>
-                <w:szCs w:val="18"/>
-                <w:lang w:val="en-GB" w:eastAsia="ja-JP"/>
-              </w:rPr>
-              <w:t>Ký</w:t>
-            </w:r>
-            <w:proofErr w:type="spellEnd"/>
-            <w:r>
-              <w:rPr>
-                <w:rFonts w:ascii="Times New Roman" w:hAnsi="Times New Roman" w:cs="Times New Roman"/>
-                <w:i/>
-                <w:iCs/>
-                <w:sz w:val="18"/>
-                <w:szCs w:val="18"/>
-                <w:lang w:val="en-GB" w:eastAsia="ja-JP"/>
-              </w:rPr>
-              <w:t xml:space="preserve"> </w:t>
-            </w:r>
-            <w:proofErr w:type="spellStart"/>
-            <w:r>
-              <w:rPr>
-                <w:rFonts w:ascii="Times New Roman" w:hAnsi="Times New Roman" w:cs="Times New Roman"/>
-                <w:i/>
-                <w:iCs/>
-                <w:sz w:val="18"/>
-                <w:szCs w:val="18"/>
-                <w:lang w:val="en-GB" w:eastAsia="ja-JP"/>
-              </w:rPr>
-              <w:t>ghi</w:t>
-            </w:r>
-            <w:proofErr w:type="spellEnd"/>
-            <w:r>
-              <w:rPr>
-                <w:rFonts w:ascii="Times New Roman" w:hAnsi="Times New Roman" w:cs="Times New Roman"/>
-                <w:i/>
-                <w:iCs/>
-                <w:sz w:val="18"/>
-                <w:szCs w:val="18"/>
-                <w:lang w:val="en-GB" w:eastAsia="ja-JP"/>
-              </w:rPr>
-              <w:t xml:space="preserve"> </w:t>
-            </w:r>
-            <w:proofErr w:type="spellStart"/>
-            <w:r>
-              <w:rPr>
-                <w:rFonts w:ascii="Times New Roman" w:hAnsi="Times New Roman" w:cs="Times New Roman"/>
-                <w:i/>
-                <w:iCs/>
-                <w:sz w:val="18"/>
-                <w:szCs w:val="18"/>
-                <w:lang w:val="en-GB" w:eastAsia="ja-JP"/>
-              </w:rPr>
-              <w:t>rõ</w:t>
-            </w:r>
-            <w:proofErr w:type="spellEnd"/>
-            <w:r>
-              <w:rPr>
-                <w:rFonts w:ascii="Times New Roman" w:hAnsi="Times New Roman" w:cs="Times New Roman"/>
-                <w:i/>
-                <w:iCs/>
-                <w:sz w:val="18"/>
-                <w:szCs w:val="18"/>
-                <w:lang w:val="en-GB" w:eastAsia="ja-JP"/>
-              </w:rPr>
-              <w:t xml:space="preserve"> </w:t>
-            </w:r>
-            <w:proofErr w:type="spellStart"/>
-            <w:r>
-              <w:rPr>
-                <w:rFonts w:ascii="Times New Roman" w:hAnsi="Times New Roman" w:cs="Times New Roman"/>
-                <w:i/>
-                <w:iCs/>
-                <w:sz w:val="18"/>
-                <w:szCs w:val="18"/>
-                <w:lang w:val="en-GB" w:eastAsia="ja-JP"/>
-              </w:rPr>
-              <w:t>họ</w:t>
-            </w:r>
-            <w:proofErr w:type="spellEnd"/>
-            <w:r>
-              <w:rPr>
-                <w:rFonts w:ascii="Times New Roman" w:hAnsi="Times New Roman" w:cs="Times New Roman"/>
-                <w:i/>
-                <w:iCs/>
-                <w:sz w:val="18"/>
-                <w:szCs w:val="18"/>
-                <w:lang w:val="en-GB" w:eastAsia="ja-JP"/>
-              </w:rPr>
-              <w:t xml:space="preserve"> </w:t>
-            </w:r>
-            <w:proofErr w:type="spellStart"/>
-            <w:r>
-              <w:rPr>
-                <w:rFonts w:ascii="Times New Roman" w:hAnsi="Times New Roman" w:cs="Times New Roman"/>
-                <w:i/>
-                <w:iCs/>
-                <w:sz w:val="18"/>
-                <w:szCs w:val="18"/>
-                <w:lang w:val="en-GB" w:eastAsia="ja-JP"/>
-              </w:rPr>
-              <w:t>tên</w:t>
-            </w:r>
-            <w:proofErr w:type="spellEnd"/>
-            <w:r>
-              <w:rPr>
-                <w:rFonts w:ascii="Times New Roman" w:hAnsi="Times New Roman" w:cs="Times New Roman"/>
-                <w:i/>
-                <w:iCs/>
-                <w:sz w:val="18"/>
-                <w:szCs w:val="18"/>
-                <w:lang w:val="en-GB" w:eastAsia="ja-JP"/>
-              </w:rPr>
-              <w:t>)</w:t>
-            </w:r>
-          </w:p>
-          <w:p>
-            <w:pPr>
-              <w:widowControl w:val="0"/>
-              <w:spacing w:line="300" w:lineRule="auto"/>
-              <w:jc w:val="center"/>
-              <w:textAlignment w:val="baseline"/>
-              <w:rPr>
-                <w:rFonts w:ascii="Times New Roman" w:hAnsi="Times New Roman" w:cs="Times New Roman"/>
                 <w:b/>
                 <w:bCs/>
                 <w:i/>
@@ -4272,30 +3801,71 @@
               <w:textAlignment w:val="baseline"/>
               <w:rPr>
                 <w:rFonts w:ascii="Times New Roman" w:hAnsi="Times New Roman" w:cs="Times New Roman"/>
+                <w:i/>
+                <w:iCs/>
+                <w:sz w:val="18"/>
+                <w:szCs w:val="18"/>
+                <w:lang w:val="vi-VN" w:eastAsia="ja-JP"/>
+              </w:rPr>
+            </w:pPr>
+            <w:r>
+              <w:rPr>
+                <w:rFonts w:ascii="Times New Roman" w:hAnsi="Times New Roman" w:cs="Times New Roman"/>
                 <w:b/>
                 <w:bCs/>
                 <w:i/>
                 <w:iCs/>
-                <w:sz w:val="18"/>
-                <w:szCs w:val="18"/>
-                <w:lang w:val="en-GB" w:eastAsia="ja-JP"/>
-              </w:rPr>
-            </w:pPr>
-          </w:p>
-          <w:p>
-            <w:pPr>
-              <w:widowControl w:val="0"/>
-              <w:spacing w:line="300" w:lineRule="auto"/>
-              <w:jc w:val="center"/>
-              <w:textAlignment w:val="baseline"/>
+                <w:sz w:val="20"/>
+                <w:lang w:eastAsia="ja-JP"/>
+              </w:rPr>
+              <w:t>{{ten_nguoi_3}}</w:t>
+            </w:r>
+            <w:proofErr w:type="spellStart"/>
+            <w:r>
               <w:rPr>
                 <w:rFonts w:ascii="Times New Roman" w:hAnsi="Times New Roman" w:cs="Times New Roman"/>
                 <w:b/>
                 <w:bCs/>
+                <w:i/>
+                <w:iCs/>
+                <w:sz w:val="20"/>
+                <w:lang w:eastAsia="ja-JP"/>
+              </w:rPr>
+            </w:r>
+            <w:proofErr w:type="spellEnd"/>
+            <w:r>
+              <w:rPr>
+                <w:rFonts w:ascii="Times New Roman" w:hAnsi="Times New Roman" w:cs="Times New Roman"/>
+                <w:b/>
+                <w:bCs/>
+                <w:i/>
+                <w:iCs/>
+                <w:sz w:val="20"/>
+                <w:lang w:eastAsia="ja-JP"/>
+              </w:rPr>
+            </w:r>
+            <w:r>
+              <w:rPr>
+                <w:rFonts w:ascii="Times New Roman" w:hAnsi="Times New Roman" w:cs="Times New Roman"/>
+                <w:b/>
+                <w:bCs/>
+                <w:i/>
+                <w:iCs/>
                 <w:sz w:val="20"/>
                 <w:lang w:val="vi-VN" w:eastAsia="ja-JP"/>
               </w:rPr>
-            </w:pPr>
+            </w:r>
+            <w:r>
+              <w:rPr>
+                <w:rFonts w:ascii="Times New Roman" w:hAnsi="Times New Roman" w:cs="Times New Roman"/>
+                <w:b/>
+                <w:bCs/>
+                <w:i/>
+                <w:iCs/>
+                <w:sz w:val="20"/>
+                <w:lang w:eastAsia="ja-JP"/>
+              </w:rPr>
+            </w:r>
           </w:p>
         </w:tc>
         <w:tc>
@@ -4316,35 +3886,6 @@
                 <w:lang w:eastAsia="ja-JP"/>
               </w:rPr>
             </w:pPr>
-            <w:proofErr w:type="gramStart"/>
-            <w:r>
-              <w:rPr>
-                <w:rFonts w:ascii="Times New Roman" w:hAnsi="Times New Roman" w:cs="Times New Roman"/>
-                <w:b/>
-                <w:bCs/>
-                <w:i/>
-                <w:iCs/>
-                <w:sz w:val="20"/>
-                <w:lang w:eastAsia="ja-JP"/>
-              </w:rPr>
-              <w:t>{{ten_nguoi_2}}</w:t>
-            </w:r>
-            <w:proofErr w:type="gramEnd"/>
-          </w:p>
-          <w:p>
-            <w:pPr>
-              <w:widowControl w:val="0"/>
-              <w:spacing w:line="300" w:lineRule="auto"/>
-              <w:jc w:val="center"/>
-              <w:textAlignment w:val="baseline"/>
-              <w:rPr>
-                <w:rFonts w:ascii="Times New Roman" w:hAnsi="Times New Roman" w:cs="Times New Roman"/>
-                <w:b/>
-                <w:bCs/>
-                <w:sz w:val="20"/>
-                <w:lang w:eastAsia="ja-JP"/>
-              </w:rPr>
-            </w:pPr>
             <w:r>
               <w:rPr>
                 <w:rFonts w:ascii="Times New Roman" w:hAnsi="Times New Roman" w:cs="Times New Roman"/>
@@ -4604,9 +4145,21 @@
                 <w:b/>
                 <w:bCs/>
                 <w:sz w:val="20"/>
+                <w:lang w:val="vi-VN" w:eastAsia="ja-JP"/>
+              </w:rPr>
+            </w:pPr>
+            <w:r>
+              <w:rPr>
+                <w:rFonts w:ascii="Times New Roman" w:hAnsi="Times New Roman" w:cs="Times New Roman"/>
+                <w:b/>
+                <w:bCs/>
+                <w:i/>
+                <w:iCs/>
+                <w:sz w:val="20"/>
                 <w:lang w:eastAsia="ja-JP"/>
               </w:rPr>
-            </w:pPr>
+              <w:t>{{ten_nguoi_2}}</w:t>
+            </w:r>
           </w:p>
         </w:tc>
         <w:tc>
@@ -4621,33 +4174,6 @@
               <w:textAlignment w:val="baseline"/>
               <w:rPr>
                 <w:rFonts w:ascii="Times New Roman" w:hAnsi="Times New Roman" w:cs="Times New Roman"/>
-                <w:b/>
-                <w:bCs/>
-                <w:sz w:val="20"/>
-                <w:lang w:eastAsia="ja-JP"/>
-              </w:rPr>
-            </w:pPr>
-            <w:r>
-              <w:rPr>
-                <w:rFonts w:ascii="Times New Roman" w:hAnsi="Times New Roman" w:cs="Times New Roman"/>
-                <w:b/>
-                <w:bCs/>
-                <w:i/>
-                <w:iCs/>
-                <w:sz w:val="20"/>
-                <w:lang w:eastAsia="ja-JP"/>
-              </w:rPr>
-              <w:t>{{ten_nguoi_1}}</w:t>
-            </w:r>
-          </w:p>
-          <w:p>
-            <w:pPr>
-              <w:widowControl w:val="0"/>
-              <w:spacing w:line="300" w:lineRule="auto"/>
-              <w:jc w:val="center"/>
-              <w:textAlignment w:val="baseline"/>
-              <w:rPr>
-                <w:rFonts w:ascii="Times New Roman" w:hAnsi="Times New Roman" w:cs="Times New Roman"/>
                 <w:i/>
                 <w:iCs/>
                 <w:sz w:val="18"/>
@@ -4925,9 +4451,21 @@
                 <w:b/>
                 <w:bCs/>
                 <w:sz w:val="20"/>
-                <w:lang w:val="en-GB" w:eastAsia="ja-JP"/>
+                <w:lang w:val="vi-VN" w:eastAsia="ja-JP"/>
               </w:rPr>
             </w:pPr>
+            <w:r>
+              <w:rPr>
+                <w:rFonts w:ascii="Times New Roman" w:hAnsi="Times New Roman" w:cs="Times New Roman"/>
+                <w:b/>
+                <w:bCs/>
+                <w:i/>
+                <w:iCs/>
+                <w:sz w:val="20"/>
+                <w:lang w:eastAsia="ja-JP"/>
+              </w:rPr>
+              <w:t>{{ten_nguoi_1}}</w:t>
+            </w:r>
           </w:p>
         </w:tc>
       </w:tr>
@@ -4940,6 +4478,7 @@
           <w:i/>
           <w:sz w:val="26"/>
           <w:szCs w:val="26"/>
+          <w:lang w:val="vi-VN"/>
         </w:rPr>
       </w:pPr>
     </w:p>
